--- a/public/quiz-template.docx
+++ b/public/quiz-template.docx
@@ -24,67 +24,67 @@
         <w:rPr>
           <w:rtl/>
         </w:rPr>
-        <w:t xml:space="preserve">امسح الأمثلة اللي تحت واكتب مكانها أسئلتك بنفس الشكل.</w:t>
-      </w:r>
-    </w:p>
-    <w:p>
-      <w:pPr>
-        <w:bidi/>
-        <w:jc w:val="right"/>
-      </w:pPr>
-      <w:r>
-        <w:rPr>
-          <w:rtl/>
-        </w:rPr>
-        <w:t xml:space="preserve">س + رقم السؤال وبعده الدرجة، ونص السؤال في السطر اللي تحته.</w:t>
-      </w:r>
-    </w:p>
-    <w:p>
-      <w:pPr>
-        <w:bidi/>
-        <w:jc w:val="right"/>
-      </w:pPr>
-      <w:r>
-        <w:rPr>
-          <w:rtl/>
-        </w:rPr>
-        <w:t xml:space="preserve">ج + رقم السؤال = الإجابة النموذجية للسؤال المقالي.</w:t>
-      </w:r>
-    </w:p>
-    <w:p>
-      <w:pPr>
-        <w:bidi/>
-        <w:jc w:val="right"/>
-      </w:pPr>
-      <w:r>
-        <w:rPr>
-          <w:rtl/>
-        </w:rPr>
-        <w:t xml:space="preserve">ت + رقم السؤال = تعليمات تصحيح إضافية، اختيارية.</w:t>
-      </w:r>
-    </w:p>
-    <w:p>
-      <w:pPr>
-        <w:bidi/>
-        <w:jc w:val="right"/>
-      </w:pPr>
-      <w:r>
-        <w:rPr>
-          <w:rtl/>
-        </w:rPr>
-        <w:t xml:space="preserve">في السؤال الاختياري: كل اختيار في سطر يبدأ بحرفه، وحط *** بعد الاختيار الصح.</w:t>
-      </w:r>
-    </w:p>
-    <w:p>
-      <w:pPr>
-        <w:bidi/>
-        <w:jc w:val="right"/>
-      </w:pPr>
-      <w:r>
-        <w:rPr>
-          <w:rtl/>
-        </w:rPr>
-        <w:t xml:space="preserve">الفرع بياخد حرفه ملزوق برقم أبوه بدون مسافة: س3أ</w:t>
+        <w:t xml:space="preserve">امسح الأمثلة اللي تحت واكتب مكانها أسئلتك بنفس الشكل، وسيب سطر فاضي بين كل سؤال والتاني.</w:t>
+      </w:r>
+    </w:p>
+    <w:p>
+      <w:pPr>
+        <w:bidi/>
+        <w:jc w:val="right"/>
+      </w:pPr>
+      <w:r>
+        <w:rPr>
+          <w:rtl/>
+        </w:rPr>
+        <w:t xml:space="preserve">رقم السؤال ودرجته: س1 - 2 يعني السؤال الأول عليه درجتين. نص السؤال في السطر اللي تحته.</w:t>
+      </w:r>
+    </w:p>
+    <w:p>
+      <w:pPr>
+        <w:bidi/>
+        <w:jc w:val="right"/>
+      </w:pPr>
+      <w:r>
+        <w:rPr>
+          <w:rtl/>
+        </w:rPr>
+        <w:t xml:space="preserve">السؤال الاختياري: الاختيارات الأربعة كل واحد في سطر لوحده بالترتيب أ ب جـ د من غير ما تكتب الحروف، وحط *** بعد الاختيار الصح.</w:t>
+      </w:r>
+    </w:p>
+    <w:p>
+      <w:pPr>
+        <w:bidi/>
+        <w:jc w:val="right"/>
+      </w:pPr>
+      <w:r>
+        <w:rPr>
+          <w:rtl/>
+        </w:rPr>
+        <w:t xml:space="preserve">السؤال المقالي: ج + رقم السؤال، والإجابة النموذجية في السطر اللي تحته.</w:t>
+      </w:r>
+    </w:p>
+    <w:p>
+      <w:pPr>
+        <w:bidi/>
+        <w:jc w:val="right"/>
+      </w:pPr>
+      <w:r>
+        <w:rPr>
+          <w:rtl/>
+        </w:rPr>
+        <w:t xml:space="preserve">ت + رقم السؤال = تعليمات تصحيح إضافية للسؤال ده، اختيارية.</w:t>
+      </w:r>
+    </w:p>
+    <w:p>
+      <w:pPr>
+        <w:bidi/>
+        <w:jc w:val="right"/>
+      </w:pPr>
+      <w:r>
+        <w:rPr>
+          <w:rtl/>
+        </w:rPr>
+        <w:t xml:space="preserve">الفروع المقالية: س1أ ثم س1ب وهكذا، والحرف ملزوق بالرقم من غير مسافة.</w:t>
       </w:r>
     </w:p>
     <w:p>
@@ -108,7 +108,7 @@
         <w:rPr>
           <w:rtl/>
         </w:rPr>
-        <w:t xml:space="preserve">س1 1</w:t>
+        <w:t xml:space="preserve">س1 - 2</w:t>
       </w:r>
     </w:p>
     <w:p>
@@ -132,43 +132,43 @@
         <w:rPr>
           <w:rtl/>
         </w:rPr>
-        <w:t xml:space="preserve">أ ثاني أكسيد الكربون</w:t>
-      </w:r>
-    </w:p>
-    <w:p>
-      <w:pPr>
-        <w:bidi/>
-        <w:jc w:val="right"/>
-      </w:pPr>
-      <w:r>
-        <w:rPr>
-          <w:rtl/>
-        </w:rPr>
-        <w:t xml:space="preserve">ب الأكسجين ***</w:t>
-      </w:r>
-    </w:p>
-    <w:p>
-      <w:pPr>
-        <w:bidi/>
-        <w:jc w:val="right"/>
-      </w:pPr>
-      <w:r>
-        <w:rPr>
-          <w:rtl/>
-        </w:rPr>
-        <w:t xml:space="preserve">ج النيتروجين</w:t>
-      </w:r>
-    </w:p>
-    <w:p>
-      <w:pPr>
-        <w:bidi/>
-        <w:jc w:val="right"/>
-      </w:pPr>
-      <w:r>
-        <w:rPr>
-          <w:rtl/>
-        </w:rPr>
-        <w:t xml:space="preserve">د الأمونيا</w:t>
+        <w:t xml:space="preserve">ثاني أكسيد الكربون</w:t>
+      </w:r>
+    </w:p>
+    <w:p>
+      <w:pPr>
+        <w:bidi/>
+        <w:jc w:val="right"/>
+      </w:pPr>
+      <w:r>
+        <w:rPr>
+          <w:rtl/>
+        </w:rPr>
+        <w:t xml:space="preserve">الأكسجين ***</w:t>
+      </w:r>
+    </w:p>
+    <w:p>
+      <w:pPr>
+        <w:bidi/>
+        <w:jc w:val="right"/>
+      </w:pPr>
+      <w:r>
+        <w:rPr>
+          <w:rtl/>
+        </w:rPr>
+        <w:t xml:space="preserve">النيتروجين</w:t>
+      </w:r>
+    </w:p>
+    <w:p>
+      <w:pPr>
+        <w:bidi/>
+        <w:jc w:val="right"/>
+      </w:pPr>
+      <w:r>
+        <w:rPr>
+          <w:rtl/>
+        </w:rPr>
+        <w:t xml:space="preserve">الأمونيا</w:t>
       </w:r>
     </w:p>
     <w:p>
@@ -192,7 +192,7 @@
         <w:rPr>
           <w:rtl/>
         </w:rPr>
-        <w:t xml:space="preserve">س2 3</w:t>
+        <w:t xml:space="preserve">س2 - 3</w:t>
       </w:r>
     </w:p>
     <w:p>
@@ -312,7 +312,7 @@
         <w:rPr>
           <w:rtl/>
         </w:rPr>
-        <w:t xml:space="preserve">س3أ 1</w:t>
+        <w:t xml:space="preserve">س3أ - 1</w:t>
       </w:r>
     </w:p>
     <w:p>
@@ -360,7 +360,7 @@
         <w:rPr>
           <w:rtl/>
         </w:rPr>
-        <w:t xml:space="preserve">س3ب 2</w:t>
+        <w:t xml:space="preserve">س3ب - 2</w:t>
       </w:r>
     </w:p>
     <w:p>
@@ -408,7 +408,7 @@
         <w:rPr>
           <w:rtl/>
         </w:rPr>
-        <w:t xml:space="preserve">س3ج 2</w:t>
+        <w:t xml:space="preserve">س3ج - 2</w:t>
       </w:r>
     </w:p>
     <w:p>
@@ -456,7 +456,7 @@
         <w:rPr>
           <w:rtl/>
         </w:rPr>
-        <w:t xml:space="preserve">س3د 2</w:t>
+        <w:t xml:space="preserve">س3د - 2</w:t>
       </w:r>
     </w:p>
     <w:p>

--- a/public/quiz-template.docx
+++ b/public/quiz-template.docx
@@ -1,6 +1,6 @@
 
 <file path=word/document.xml><?xml version="1.0" encoding="utf-8"?>
-<w:document xmlns:w="http://schemas.openxmlformats.org/wordprocessingml/2006/main">
+<w:document xmlns:w="http://schemas.openxmlformats.org/wordprocessingml/2006/main" xmlns:r="http://schemas.openxmlformats.org/officeDocument/2006/relationships" xmlns:wp="http://schemas.openxmlformats.org/drawingml/2006/wordprocessingDrawing">
   <w:body>
     <w:p>
       <w:pPr>
@@ -84,7 +84,19 @@
         <w:rPr>
           <w:rtl/>
         </w:rPr>
-        <w:t xml:space="preserve">الفروع المقالية: س1أ ثم س1ب وهكذا، والحرف ملزوق بالرقم من غير مسافة.</w:t>
+        <w:t xml:space="preserve">الفروع المقالية: س1أ ثم س1ب وهكذا، والحرف ملزوق بالرقم بدون مسافة.</w:t>
+      </w:r>
+    </w:p>
+    <w:p>
+      <w:pPr>
+        <w:bidi/>
+        <w:jc w:val="right"/>
+      </w:pPr>
+      <w:r>
+        <w:rPr>
+          <w:rtl/>
+        </w:rPr>
+        <w:t xml:space="preserve">الصور: الزق صورة السؤال في سطر لوحدها تحته — زي سؤال ٢ تحت. صورة واحدة لكل سؤال، ومافيش صور قبل أول سؤال.</w:t>
       </w:r>
     </w:p>
     <w:p>
@@ -204,7 +216,45 @@
         <w:rPr>
           <w:rtl/>
         </w:rPr>
-        <w:t xml:space="preserve">عرّف عملية البناء الضوئي واذكر نواتجها.</w:t>
+        <w:t xml:space="preserve">الشكل التالي يمثّل الخلية النباتية. اذكر اسم الجزء الموضّح في المنتصف ووظيفته.</w:t>
+      </w:r>
+    </w:p>
+    <w:p>
+      <w:pPr>
+        <w:jc w:val="center"/>
+      </w:pPr>
+      <w:r>
+        <w:drawing>
+          <wp:inline distT="0" distB="0" distL="0" distR="0">
+            <wp:extent cx="3048000" cy="1905000"/>
+            <wp:docPr id="1" name="صورة السؤال"/>
+            <a:graphic xmlns:a="http://schemas.openxmlformats.org/drawingml/2006/main">
+              <a:graphicData uri="http://schemas.openxmlformats.org/drawingml/2006/picture">
+                <pic:pic xmlns:pic="http://schemas.openxmlformats.org/drawingml/2006/picture">
+                  <pic:nvPicPr>
+                    <pic:cNvPr id="1" name="صورة السؤال"/>
+                    <pic:cNvPicPr/>
+                  </pic:nvPicPr>
+                  <pic:blipFill>
+                    <a:blip r:embed="rId1"/>
+                    <a:stretch>
+                      <a:fillRect/>
+                    </a:stretch>
+                  </pic:blipFill>
+                  <pic:spPr>
+                    <a:xfrm>
+                      <a:off x="0" y="0"/>
+                      <a:ext cx="3048000" cy="1905000"/>
+                    </a:xfrm>
+                    <a:prstGeom prst="rect">
+                      <a:avLst/>
+                    </a:prstGeom>
+                  </pic:spPr>
+                </pic:pic>
+              </a:graphicData>
+            </a:graphic>
+          </wp:inline>
+        </w:drawing>
       </w:r>
     </w:p>
     <w:p>
@@ -228,7 +278,7 @@
         <w:rPr>
           <w:rtl/>
         </w:rPr>
-        <w:t xml:space="preserve">عملية تقوم بها النباتات الخضراء لتحويل طاقة الضوء إلى طاقة كيميائية مخزّنة في الجلوكوز، باستخدام الماء وثاني أكسيد الكربون، ونواتجها الجلوكوز والأكسجين.</w:t>
+        <w:t xml:space="preserve">النواة، وهي المسؤولة عن تنظيم نشاط الخلية وحفظ المادة الوراثية.</w:t>
       </w:r>
     </w:p>
     <w:p>
@@ -252,7 +302,7 @@
         <w:rPr>
           <w:rtl/>
         </w:rPr>
-        <w:t xml:space="preserve">المطلوب التعريف والنواتج — التعريف وحده نصف الدرجة.</w:t>
+        <w:t xml:space="preserve">المطلوب الاسم والوظيفة — الاسم وحده نصف الدرجة.</w:t>
       </w:r>
     </w:p>
     <w:p>
@@ -397,102 +447,6 @@
           <w:rtl/>
         </w:rPr>
         <w:t xml:space="preserve">ثاني أكسيد الكربون والميثان.</w:t>
-      </w:r>
-    </w:p>
-    <w:p>
-      <w:pPr>
-        <w:bidi/>
-        <w:jc w:val="right"/>
-      </w:pPr>
-      <w:r>
-        <w:rPr>
-          <w:rtl/>
-        </w:rPr>
-        <w:t xml:space="preserve">س3ج - 2</w:t>
-      </w:r>
-    </w:p>
-    <w:p>
-      <w:pPr>
-        <w:bidi/>
-        <w:jc w:val="right"/>
-      </w:pPr>
-      <w:r>
-        <w:rPr>
-          <w:rtl/>
-        </w:rPr>
-        <w:t xml:space="preserve">وضّح أثرًا واحدًا لهذه الظاهرة على البيئة.</w:t>
-      </w:r>
-    </w:p>
-    <w:p>
-      <w:pPr>
-        <w:bidi/>
-        <w:jc w:val="right"/>
-      </w:pPr>
-      <w:r>
-        <w:rPr>
-          <w:rtl/>
-        </w:rPr>
-        <w:t xml:space="preserve">ج3ج</w:t>
-      </w:r>
-    </w:p>
-    <w:p>
-      <w:pPr>
-        <w:bidi/>
-        <w:jc w:val="right"/>
-      </w:pPr>
-      <w:r>
-        <w:rPr>
-          <w:rtl/>
-        </w:rPr>
-        <w:t xml:space="preserve">ذوبان الجليد عند القطبين وارتفاع منسوب مياه البحار.</w:t>
-      </w:r>
-    </w:p>
-    <w:p>
-      <w:pPr>
-        <w:bidi/>
-        <w:jc w:val="right"/>
-      </w:pPr>
-      <w:r>
-        <w:rPr>
-          <w:rtl/>
-        </w:rPr>
-        <w:t xml:space="preserve">س3د - 2</w:t>
-      </w:r>
-    </w:p>
-    <w:p>
-      <w:pPr>
-        <w:bidi/>
-        <w:jc w:val="right"/>
-      </w:pPr>
-      <w:r>
-        <w:rPr>
-          <w:rtl/>
-        </w:rPr>
-        <w:t xml:space="preserve">اقترح وسيلة واحدة للحد من هذه الظاهرة.</w:t>
-      </w:r>
-    </w:p>
-    <w:p>
-      <w:pPr>
-        <w:bidi/>
-        <w:jc w:val="right"/>
-      </w:pPr>
-      <w:r>
-        <w:rPr>
-          <w:rtl/>
-        </w:rPr>
-        <w:t xml:space="preserve">ج3د</w:t>
-      </w:r>
-    </w:p>
-    <w:p>
-      <w:pPr>
-        <w:bidi/>
-        <w:jc w:val="right"/>
-      </w:pPr>
-      <w:r>
-        <w:rPr>
-          <w:rtl/>
-        </w:rPr>
-        <w:t xml:space="preserve">الاعتماد على مصادر الطاقة المتجددة بدلًا من الوقود الأحفوري.</w:t>
       </w:r>
     </w:p>
     <w:sectPr>
